--- a/backend/generated/Client_power_of_attorney_generated.docx
+++ b/backend/generated/Client_power_of_attorney_generated.docx
@@ -30,27 +30,27 @@
         </w:rPr>
         <w:t>KNOW ALL MEN BY THESE PRESENT THAT</w:t>
         <w:br/>
-        <w:t>I, Mghhfg</w:t>
+        <w:t xml:space="preserve">I, Santosh kale </w:t>
         <w:br/>
-        <w:t>Age- 34 Years, Occu.: cgmv</w:t>
+        <w:t>Age- 76 Years, Occu.: dfgf</w:t>
         <w:br/>
-        <w:t>PAN No. – 54545658679</w:t>
+        <w:t>PAN No. – dgfd</w:t>
         <w:br/>
-        <w:t>Aadhar No. – 64765876786</w:t>
+        <w:t>Aadhar No. – dfgdfgdfgd</w:t>
         <w:br/>
-        <w:t>R/at - chgjkkgk</w:t>
+        <w:t>R/at - dfgdfgf, dfgdfg- dfgdfg</w:t>
         <w:br/>
-        <w:t xml:space="preserve">WHEREAS, on account of health issue, I am unable to attend in the office of Sub – Registrar or to attend any other concerned office for registration of appropriate document of transfer/sale/development in respect of the immovable property described in the Schedule and hence I am desirous of appointing my {{relationship_with_agent}}: </w:t>
+        <w:t xml:space="preserve">WHEREAS, on account of my old age and physical disability, I am unable to attend in the office of Sub – Registrar or to attend any other concerned office for registration of appropriate document of transfer/sale/development in respect of the immovable property described in the Schedule and hence I am desirous of appointing my dfgdfg: </w:t>
         <w:br/>
-        <w:t>Sfghk</w:t>
+        <w:t>dfgdfg</w:t>
         <w:br/>
-        <w:t>Age – 33 years, Occu. – jgj</w:t>
+        <w:t>Age – dfgdfg years, Occu. – dfgdfg</w:t>
         <w:br/>
-        <w:t xml:space="preserve">PAN No. – 56869885 </w:t>
+        <w:t xml:space="preserve">PAN No. – dfgfdg </w:t>
         <w:br/>
-        <w:t>Aadhar No.- 54765758768</w:t>
+        <w:t>Aadhar No.- dfgdfg</w:t>
         <w:br/>
-        <w:t>Both R/at: cnbvmnvn</w:t>
+        <w:t>Both R/at: dgfg, dgdfgf- dgfgf</w:t>
         <w:br/>
         <w:t>as my true and lawful Attorney in respect of my immovable property described in Schedule under to do all acts, deeds, and thing that is to say:-</w:t>
         <w:br/>
@@ -97,15 +97,15 @@
           <w:rFonts w:ascii="Times New Roman" w:hAnsi="Times New Roman"/>
           <w:sz w:val="28"/>
         </w:rPr>
-        <w:t xml:space="preserve">All that piece and parcel in the Residential flat bearing Flat No. 2 in building No. D on the ground floor, admeasuring built up area of 1010 sq. ft. i.e. 93.83 sq. mtrs. along with garden of 765 sq. ft. i.e. 71.07sq. mtrs. and parking space for a car and a scooter, which building is constructed on the land bearing S. No. 115/2 C + 3, Hissa No. 1 which land is bounded as under - </w:t>
+        <w:t xml:space="preserve">All that piece and parcel in the Residential flat bearing Flat No. df in building No. dfgdf on the dgfdg floor, admeasuring built up area of dgdfg sq. ft. i.e. dgdfg sq. mtrs. along with garden of dgdfg sq. ft. i.e. dgdfsq. mtrs. and dgdfg, which building is constructed on the land bearing S. No. dgdgf + 3, Hissa No. dfg which land is bounded as under - </w:t>
         <w:br/>
-        <w:t>On or towards East: by S. No. 115, Hissa No. 6</w:t>
+        <w:t>On or towards East: by dfgdf</w:t>
         <w:br/>
-        <w:t>On or towards South: by S. No. 115/4</w:t>
+        <w:t>On or towards South: by dgdfg</w:t>
         <w:br/>
-        <w:t>On or towards West: by S. No. 115/2C + 3/2</w:t>
+        <w:t>On or towards West: by fghg</w:t>
         <w:br/>
-        <w:t>On or towards North: by DP Road</w:t>
+        <w:t>On or towards North: by fjhjh</w:t>
       </w:r>
     </w:p>
     <w:p>
@@ -114,15 +114,29 @@
           <w:rFonts w:ascii="Times New Roman" w:hAnsi="Times New Roman"/>
           <w:sz w:val="28"/>
         </w:rPr>
-        <w:t>IN WITNESS WHEREOF THIS POWER OF ATTORNEY HAS BEEN SIGNED BY ME AT Pune ON THIS 24 DAY OF March 2026 WHO HAVE ALSO SIGNED BELOW. IN THE PRESENCE OF THE FOLLOWING WITNESSES</w:t>
+        <w:t>IN WITNESS WHEREOF THIS POWER OF ATTORNEY HAS BEEN SIGNED BY ME AT Pune ON THIS 23rd DAY OF March, 2026 WHO HAVE ALSO SIGNED BELOW. IN THE PRESENCE OF THE FOLLOWING WITNESSES</w:t>
+      </w:r>
+    </w:p>
+    <w:p>
+      <w:r>
+        <w:rPr>
+          <w:rFonts w:ascii="Times New Roman" w:hAnsi="Times New Roman"/>
+          <w:sz w:val="28"/>
+        </w:rPr>
+        <w:t>1. xyz</w:t>
         <w:br/>
-        <w:t>{witness1_name}</w:t>
+        <w:t xml:space="preserve">   fgjjf</w:t>
+      </w:r>
+    </w:p>
+    <w:p>
+      <w:r>
+        <w:rPr>
+          <w:rFonts w:ascii="Times New Roman" w:hAnsi="Times New Roman"/>
+          <w:sz w:val="28"/>
+        </w:rPr>
+        <w:t>2. abc</w:t>
         <w:br/>
-        <w:t>{witness1_address}</w:t>
-        <w:br/>
-        <w:t>{witness2_name}</w:t>
-        <w:br/>
-        <w:t>{witness2_address}</w:t>
+        <w:t xml:space="preserve">   hgfh</w:t>
       </w:r>
     </w:p>
     <w:tbl>
@@ -360,7 +374,7 @@
                 <w:sz w:val="28"/>
                 <w:szCs w:val="28"/>
               </w:rPr>
-              <w:t>Mghhfg</w:t>
+              <w:t>Santosh kale</w:t>
             </w:r>
           </w:p>
         </w:tc>
@@ -447,105 +461,6 @@
           <w:p>
             <w:pPr>
               <w:spacing w:after="0" w:line="240" w:lineRule="auto"/>
-              <w:rPr>
-                <w:rFonts w:ascii="Times New Roman" w:hAnsi="Times New Roman" w:cs="Times New Roman"/>
-                <w:b/>
-                <w:bCs/>
-                <w:sz w:val="28"/>
-                <w:szCs w:val="28"/>
-                <w:lang w:val="en-US"/>
-              </w:rPr>
-            </w:pPr>
-          </w:p>
-        </w:tc>
-        <w:tc>
-          <w:tcPr>
-            <w:tcW w:w="1734" w:type="dxa"/>
-            <w:tcBorders>
-              <w:top w:val="single" w:sz="4" w:space="0" w:color="auto"/>
-              <w:left w:val="single" w:sz="4" w:space="0" w:color="auto"/>
-              <w:bottom w:val="single" w:sz="4" w:space="0" w:color="auto"/>
-              <w:right w:val="single" w:sz="4" w:space="0" w:color="auto"/>
-            </w:tcBorders>
-          </w:tcPr>
-          <w:p>
-            <w:pPr>
-              <w:spacing w:after="0" w:line="240" w:lineRule="auto"/>
-              <w:jc w:val="center"/>
-              <w:rPr>
-                <w:rFonts w:ascii="Times New Roman" w:hAnsi="Times New Roman" w:cs="Times New Roman"/>
-                <w:b/>
-                <w:bCs/>
-                <w:sz w:val="28"/>
-                <w:szCs w:val="28"/>
-                <w:lang w:val="en-US"/>
-              </w:rPr>
-            </w:pPr>
-          </w:p>
-        </w:tc>
-        <w:tc>
-          <w:tcPr>
-            <w:tcW w:w="1554" w:type="dxa"/>
-            <w:tcBorders>
-              <w:top w:val="single" w:sz="4" w:space="0" w:color="auto"/>
-              <w:left w:val="single" w:sz="4" w:space="0" w:color="auto"/>
-              <w:bottom w:val="single" w:sz="4" w:space="0" w:color="auto"/>
-              <w:right w:val="single" w:sz="4" w:space="0" w:color="auto"/>
-            </w:tcBorders>
-          </w:tcPr>
-          <w:p>
-            <w:pPr>
-              <w:spacing w:after="0" w:line="240" w:lineRule="auto"/>
-              <w:jc w:val="center"/>
-              <w:rPr>
-                <w:rFonts w:ascii="Times New Roman" w:hAnsi="Times New Roman" w:cs="Times New Roman"/>
-                <w:b/>
-                <w:bCs/>
-                <w:sz w:val="28"/>
-                <w:szCs w:val="28"/>
-                <w:lang w:val="en-US"/>
-              </w:rPr>
-            </w:pPr>
-          </w:p>
-        </w:tc>
-      </w:tr>
-      <w:tr>
-        <w:tc>
-          <w:tcPr>
-            <w:tcW w:w="3338" w:type="dxa"/>
-            <w:tcBorders>
-              <w:top w:val="single" w:sz="4" w:space="0" w:color="auto"/>
-              <w:left w:val="single" w:sz="4" w:space="0" w:color="auto"/>
-              <w:bottom w:val="single" w:sz="4" w:space="0" w:color="auto"/>
-              <w:right w:val="single" w:sz="4" w:space="0" w:color="auto"/>
-            </w:tcBorders>
-          </w:tcPr>
-          <w:p>
-            <w:pPr>
-              <w:spacing w:after="0" w:line="360" w:lineRule="auto"/>
-              <w:rPr>
-                <w:rFonts w:ascii="Times New Roman" w:eastAsia="Times New Roman" w:hAnsi="Times New Roman" w:cs="Times New Roman"/>
-                <w:b/>
-                <w:sz w:val="28"/>
-                <w:szCs w:val="28"/>
-              </w:rPr>
-            </w:pPr>
-          </w:p>
-        </w:tc>
-        <w:tc>
-          <w:tcPr>
-            <w:tcW w:w="2305" w:type="dxa"/>
-            <w:tcBorders>
-              <w:top w:val="single" w:sz="4" w:space="0" w:color="auto"/>
-              <w:left w:val="single" w:sz="4" w:space="0" w:color="auto"/>
-              <w:bottom w:val="single" w:sz="4" w:space="0" w:color="auto"/>
-              <w:right w:val="single" w:sz="4" w:space="0" w:color="auto"/>
-            </w:tcBorders>
-          </w:tcPr>
-          <w:p>
-            <w:pPr>
-              <w:spacing w:after="0" w:line="240" w:lineRule="auto"/>
-              <w:jc w:val="center"/>
               <w:rPr>
                 <w:rFonts w:ascii="Times New Roman" w:hAnsi="Times New Roman" w:cs="Times New Roman"/>
                 <w:b/>
@@ -1058,8 +973,8 @@
         <w:tblLook w:val="04A0" w:firstRow="1" w:lastRow="0" w:firstColumn="1" w:lastColumn="0" w:noHBand="0" w:noVBand="1"/>
       </w:tblPr>
       <w:tblGrid>
-        <w:gridCol w:w="5393"/>
-        <w:gridCol w:w="3538"/>
+        <w:gridCol w:w="5159"/>
+        <w:gridCol w:w="3772"/>
       </w:tblGrid>
       <w:tr>
         <w:trPr>
@@ -1112,7 +1027,7 @@
         </w:trPr>
         <w:tc>
           <w:tcPr>
-            <w:tcW w:w="5393" w:type="dxa"/>
+            <w:tcW w:w="5159" w:type="dxa"/>
             <w:tcBorders>
               <w:top w:val="single" w:sz="4" w:space="0" w:color="auto"/>
               <w:left w:val="single" w:sz="4" w:space="0" w:color="auto"/>
@@ -1161,8 +1076,6 @@
               <w:spacing w:after="0" w:line="240" w:lineRule="auto"/>
               <w:rPr>
                 <w:rFonts w:ascii="Times New Roman" w:hAnsi="Times New Roman" w:cs="Times New Roman"/>
-                <w:b/>
-                <w:bCs/>
                 <w:sz w:val="28"/>
                 <w:szCs w:val="28"/>
                 <w:lang w:val="en-US"/>
@@ -1188,12 +1101,10 @@
             <w:r>
               <w:rPr>
                 <w:rFonts w:ascii="Times New Roman" w:hAnsi="Times New Roman" w:cs="Times New Roman"/>
-                <w:b/>
-                <w:bCs/>
-                <w:sz w:val="28"/>
-                <w:szCs w:val="28"/>
-              </w:rPr>
-              <w:t>fghgf</w:t>
+                <w:sz w:val="28"/>
+                <w:szCs w:val="28"/>
+              </w:rPr>
+              <w:t>xyz</w:t>
             </w:r>
           </w:p>
           <w:p>
@@ -1246,7 +1157,7 @@
                 <w:sz w:val="28"/>
                 <w:szCs w:val="28"/>
               </w:rPr>
-              <w:t>fhgf</w:t>
+              <w:t>fgjjf</w:t>
             </w:r>
           </w:p>
           <w:p>
@@ -1274,7 +1185,7 @@
         </w:tc>
         <w:tc>
           <w:tcPr>
-            <w:tcW w:w="3538" w:type="dxa"/>
+            <w:tcW w:w="3772" w:type="dxa"/>
             <w:tcBorders>
               <w:top w:val="single" w:sz="4" w:space="0" w:color="auto"/>
               <w:left w:val="single" w:sz="4" w:space="0" w:color="auto"/>
@@ -1371,7 +1282,7 @@
                 <w:szCs w:val="28"/>
                 <w:lang w:val="en-US"/>
               </w:rPr>
-              <w:t>cghgh</w:t>
+              <w:t>abc</w:t>
             </w:r>
           </w:p>
           <w:p>
@@ -1420,17 +1331,8 @@
                 <w:rFonts w:ascii="Times New Roman" w:hAnsi="Times New Roman" w:cs="Times New Roman"/>
                 <w:sz w:val="28"/>
                 <w:szCs w:val="28"/>
-                <w:lang w:val="en-US"/>
-              </w:rPr>
-              <w:t xml:space="preserve"> </w:t>
-            </w:r>
-            <w:r>
-              <w:rPr>
-                <w:rFonts w:ascii="Times New Roman" w:hAnsi="Times New Roman" w:cs="Times New Roman"/>
-                <w:sz w:val="28"/>
-                <w:szCs w:val="28"/>
-              </w:rPr>
-              <w:t>cj</w:t>
+              </w:rPr>
+              <w:t>hgfh</w:t>
             </w:r>
           </w:p>
           <w:p>

--- a/backend/generated/Client_power_of_attorney_generated.docx
+++ b/backend/generated/Client_power_of_attorney_generated.docx
@@ -30,27 +30,31 @@
         </w:rPr>
         <w:t>KNOW ALL MEN BY THESE PRESENT THAT</w:t>
         <w:br/>
-        <w:t xml:space="preserve">I, Santosh kale </w:t>
-        <w:br/>
-        <w:t>Age- 76 Years, Occu.: dfgf</w:t>
-        <w:br/>
-        <w:t>PAN No. – dgfd</w:t>
-        <w:br/>
-        <w:t>Aadhar No. – dfgdfgdfgd</w:t>
-        <w:br/>
-        <w:t>R/at - dfgdfgf, dfgdfg- dfgdfg</w:t>
-        <w:br/>
-        <w:t xml:space="preserve">WHEREAS, on account of my old age and physical disability, I am unable to attend in the office of Sub – Registrar or to attend any other concerned office for registration of appropriate document of transfer/sale/development in respect of the immovable property described in the Schedule and hence I am desirous of appointing my dfgdfg: </w:t>
-        <w:br/>
-        <w:t>dfgdfg</w:t>
-        <w:br/>
-        <w:t>Age – dfgdfg years, Occu. – dfgdfg</w:t>
-        <w:br/>
-        <w:t xml:space="preserve">PAN No. – dfgfdg </w:t>
-        <w:br/>
-        <w:t>Aadhar No.- dfgdfg</w:t>
-        <w:br/>
-        <w:t>Both R/at: dgfg, dgdfgf- dgfgf</w:t>
+        <w:t>I, Sunita Jadhav</w:t>
+        <w:br/>
+        <w:t>Age- 66 Years, Occu.: Bsc</w:t>
+        <w:br/>
+        <w:t>PAN No. – ASDF6789GH</w:t>
+        <w:br/>
+        <w:t>Aadhar No. – 4567897867</w:t>
+        <w:br/>
+        <w:t xml:space="preserve">R/at - D-2, Rajgad, State Bank Society, </w:t>
+        <w:br/>
+        <w:t>Shivtirth Nagar, Kothrud, Pune- 411046</w:t>
+        <w:br/>
+        <w:t xml:space="preserve">WHEREAS, on account of my old age and physical disability, I am unable to attend in the office of Sub – Registrar or to attend any other concerned office for registration of appropriate document of transfer/sale/development in respect of the immovable property described in the Schedule and hence I am desirous of appointing my daughter: </w:t>
+        <w:br/>
+        <w:t>Sarika Jadhav</w:t>
+        <w:br/>
+        <w:t>Age – 34 years, Occu. – BE</w:t>
+        <w:br/>
+        <w:t xml:space="preserve">PAN No. – ASDF4567SD </w:t>
+        <w:br/>
+        <w:t>Aadhar No.- 6787654567</w:t>
+        <w:br/>
+        <w:t xml:space="preserve">Both R/at: D-2, Rajgad, State Bank Society, </w:t>
+        <w:br/>
+        <w:t>Shivtirth Nagar, Kothrud, Pune- 411046</w:t>
         <w:br/>
         <w:t>as my true and lawful Attorney in respect of my immovable property described in Schedule under to do all acts, deeds, and thing that is to say:-</w:t>
         <w:br/>
@@ -97,15 +101,15 @@
           <w:rFonts w:ascii="Times New Roman" w:hAnsi="Times New Roman"/>
           <w:sz w:val="28"/>
         </w:rPr>
-        <w:t xml:space="preserve">All that piece and parcel in the Residential flat bearing Flat No. df in building No. dfgdf on the dgfdg floor, admeasuring built up area of dgdfg sq. ft. i.e. dgdfg sq. mtrs. along with garden of dgdfg sq. ft. i.e. dgdfsq. mtrs. and dgdfg, which building is constructed on the land bearing S. No. dgdgf + 3, Hissa No. dfg which land is bounded as under - </w:t>
-        <w:br/>
-        <w:t>On or towards East: by dfgdf</w:t>
-        <w:br/>
-        <w:t>On or towards South: by dgdfg</w:t>
-        <w:br/>
-        <w:t>On or towards West: by fghg</w:t>
-        <w:br/>
-        <w:t>On or towards North: by fjhjh</w:t>
+        <w:t xml:space="preserve">All that piece and parcel in the Residential flat bearing Flat No. 54 in building No. D on the ground floor, admeasuring built up area of 340 sq. ft. i.e. 450 sq. mtrs. along with garden of 450 sq. ft. i.e. 234sq. mtrs. and parking space for car and bike, which building is constructed on the land bearing S. No. 64, Hissa No. 1 which land is bounded as under - </w:t>
+        <w:br/>
+        <w:t>On or towards East: by 64/3</w:t>
+        <w:br/>
+        <w:t>On or towards South: by dp road</w:t>
+        <w:br/>
+        <w:t>On or towards West: by 64/4</w:t>
+        <w:br/>
+        <w:t>On or towards North: by 54/5</w:t>
       </w:r>
     </w:p>
     <w:p>
@@ -114,29 +118,15 @@
           <w:rFonts w:ascii="Times New Roman" w:hAnsi="Times New Roman"/>
           <w:sz w:val="28"/>
         </w:rPr>
-        <w:t>IN WITNESS WHEREOF THIS POWER OF ATTORNEY HAS BEEN SIGNED BY ME AT Pune ON THIS 23rd DAY OF March, 2026 WHO HAVE ALSO SIGNED BELOW. IN THE PRESENCE OF THE FOLLOWING WITNESSES</w:t>
-      </w:r>
-    </w:p>
-    <w:p>
-      <w:r>
-        <w:rPr>
-          <w:rFonts w:ascii="Times New Roman" w:hAnsi="Times New Roman"/>
-          <w:sz w:val="28"/>
-        </w:rPr>
-        <w:t>1. xyz</w:t>
-        <w:br/>
-        <w:t xml:space="preserve">   fgjjf</w:t>
-      </w:r>
-    </w:p>
-    <w:p>
-      <w:r>
-        <w:rPr>
-          <w:rFonts w:ascii="Times New Roman" w:hAnsi="Times New Roman"/>
-          <w:sz w:val="28"/>
-        </w:rPr>
-        <w:t>2. abc</w:t>
-        <w:br/>
-        <w:t xml:space="preserve">   hgfh</w:t>
+        <w:t>IN WITNESS WHEREOF THIS POWER OF ATTORNEY HAS BEEN SIGNED BY ME AT Pune ON THIS 24-03-2026 WHO HAVE ALSO SIGNED BELOW. IN THE PRESENCE OF THE FOLLOWING WITNESSES</w:t>
+        <w:br/>
+        <w:t>1. Shweta Kakade</w:t>
+        <w:br/>
+        <w:t xml:space="preserve">   Narhe</w:t>
+        <w:br/>
+        <w:t>2. Soham Mane</w:t>
+        <w:br/>
+        <w:t xml:space="preserve">   Warje</w:t>
       </w:r>
     </w:p>
     <w:tbl>
@@ -374,7 +364,7 @@
                 <w:sz w:val="28"/>
                 <w:szCs w:val="28"/>
               </w:rPr>
-              <w:t>Santosh kale</w:t>
+              <w:t>Sunita Jadhav</w:t>
             </w:r>
           </w:p>
         </w:tc>
@@ -1104,7 +1094,7 @@
                 <w:sz w:val="28"/>
                 <w:szCs w:val="28"/>
               </w:rPr>
-              <w:t>xyz</w:t>
+              <w:t>Shweta Kakade</w:t>
             </w:r>
           </w:p>
           <w:p>
@@ -1157,7 +1147,7 @@
                 <w:sz w:val="28"/>
                 <w:szCs w:val="28"/>
               </w:rPr>
-              <w:t>fgjjf</w:t>
+              <w:t>Narhe</w:t>
             </w:r>
           </w:p>
           <w:p>
@@ -1282,7 +1272,7 @@
                 <w:szCs w:val="28"/>
                 <w:lang w:val="en-US"/>
               </w:rPr>
-              <w:t>abc</w:t>
+              <w:t>Soham Mane</w:t>
             </w:r>
           </w:p>
           <w:p>
@@ -1332,7 +1322,7 @@
                 <w:sz w:val="28"/>
                 <w:szCs w:val="28"/>
               </w:rPr>
-              <w:t>hgfh</w:t>
+              <w:t>Warje</w:t>
             </w:r>
           </w:p>
           <w:p>
